--- a/descargas/infantil/word/PRESENTE_infantil_eucaristia.docx
+++ b/descargas/infantil/word/PRESENTE_infantil_eucaristia.docx
@@ -847,7 +847,7 @@
       </w:pPr>
       <w:r>
         <w:rPr/>
-        <w:t xml:space="preserve">En procesión, unos niños llevan:</w:t>
+        <w:t xml:space="preserve">Unos niños llevan:</w:t>
       </w:r>
     </w:p>
     <w:p>

--- a/descargas/infantil/word/PRESENTE_infantil_eucaristia.docx
+++ b/descargas/infantil/word/PRESENTE_infantil_eucaristia.docx
@@ -382,7 +382,7 @@
       </w:pPr>
       <w:r>
         <w:rPr/>
-        <w:t xml:space="preserve">«¡Buenos días! Hoy estamos en la casa de Jesús. Hemos traído nuestra caja de regalo: ya tiene su papel y su lazo naranja. Todavía no sabemos qué hay dentro. Pero hoy, en la misa, Jesús viene de verdad a estar con nosotros. ¡Vamos a recibirle con alegría!».</w:t>
+        <w:t xml:space="preserve">«¡Buenos días! Hoy estamos en la casa de Jesús. Hemos traído nuestra caja de regalo: ya está cerrada y tiene su señal naranja. Todavía no sabemos qué hay dentro. Pero hoy, en la misa, Jesús viene de verdad a estar con nosotros. ¡Vamos a recibirle con alegría!».</w:t>
       </w:r>
     </w:p>
     <w:p>
@@ -943,7 +943,7 @@
       </w:pPr>
       <w:r>
         <w:rPr/>
-        <w:t xml:space="preserve">Cogidos de la mano, como el lazo de nuestra caja.</w:t>
+        <w:t xml:space="preserve">Cogidos de la mano.</w:t>
       </w:r>
     </w:p>
     <w:p>
